--- a/src/content/bios/Keenleyside-HL 2016.docx
+++ b/src/content/bios/Keenleyside-HL 2016.docx
@@ -1,6 +1,6 @@
 
 <file path=word/document.xml><?xml version="1.0" encoding="utf-8"?>
-<w:document xmlns:wpc="http://schemas.microsoft.com/office/word/2010/wordprocessingCanvas" xmlns:cx="http://schemas.microsoft.com/office/drawing/2014/chartex" xmlns:cx1="http://schemas.microsoft.com/office/drawing/2015/9/8/chartex" xmlns:cx2="http://schemas.microsoft.com/office/drawing/2015/10/21/chartex" xmlns:cx3="http://schemas.microsoft.com/office/drawing/2016/5/9/chartex" xmlns:cx4="http://schemas.microsoft.com/office/drawing/2016/5/10/chartex" xmlns:cx5="http://schemas.microsoft.com/office/drawing/2016/5/11/chartex" xmlns:cx6="http://schemas.microsoft.com/office/drawing/2016/5/12/chartex" xmlns:cx7="http://schemas.microsoft.com/office/drawing/2016/5/13/chartex" xmlns:cx8="http://schemas.microsoft.com/office/drawing/2016/5/14/chartex" xmlns:mc="http://schemas.openxmlformats.org/markup-compatibility/2006" xmlns:aink="http://schemas.microsoft.com/office/drawing/2016/ink" xmlns:am3d="http://schemas.microsoft.com/office/drawing/2017/model3d" xmlns:o="urn:schemas-microsoft-com:office:office" xmlns:oel="http://schemas.microsoft.com/office/2019/extlst" xmlns:r="http://schemas.openxmlformats.org/officeDocument/2006/relationships" xmlns:m="http://schemas.openxmlformats.org/officeDocument/2006/math" xmlns:v="urn:schemas-microsoft-com:vml" xmlns:wp14="http://schemas.microsoft.com/office/word/2010/wordprocessingDrawing" xmlns:wp="http://schemas.openxmlformats.org/drawingml/2006/wordprocessingDrawing" xmlns:w10="urn:schemas-microsoft-com:office:word" xmlns:w="http://schemas.openxmlformats.org/wordprocessingml/2006/main" xmlns:w14="http://schemas.microsoft.com/office/word/2010/wordml" xmlns:w15="http://schemas.microsoft.com/office/word/2012/wordml" xmlns:w16cex="http://schemas.microsoft.com/office/word/2018/wordml/cex" xmlns:w16cid="http://schemas.microsoft.com/office/word/2016/wordml/cid" xmlns:w16="http://schemas.microsoft.com/office/word/2018/wordml" xmlns:w16du="http://schemas.microsoft.com/office/word/2023/wordml/word16du" xmlns:w16sdtdh="http://schemas.microsoft.com/office/word/2020/wordml/sdtdatahash" xmlns:w16sdtfl="http://schemas.microsoft.com/office/word/2024/wordml/sdtformatlock" xmlns:w16se="http://schemas.microsoft.com/office/word/2015/wordml/symex" xmlns:wpg="http://schemas.microsoft.com/office/word/2010/wordprocessingGroup" xmlns:wpi="http://schemas.microsoft.com/office/word/2010/wordprocessingInk" xmlns:wne="http://schemas.microsoft.com/office/word/2006/wordml" xmlns:wps="http://schemas.microsoft.com/office/word/2010/wordprocessingShape" mc:Ignorable="w14 w15 w16se w16cid w16 w16cex w16sdtdh w16sdtfl w16du wp14">
+<w:document xmlns:wpc="http://schemas.microsoft.com/office/word/2010/wordprocessingCanvas" xmlns:cx="http://schemas.microsoft.com/office/drawing/2014/chartex" xmlns:cx1="http://schemas.microsoft.com/office/drawing/2015/9/8/chartex" xmlns:cx2="http://schemas.microsoft.com/office/drawing/2015/10/21/chartex" xmlns:cx3="http://schemas.microsoft.com/office/drawing/2016/5/9/chartex" xmlns:cx4="http://schemas.microsoft.com/office/drawing/2016/5/10/chartex" xmlns:cx5="http://schemas.microsoft.com/office/drawing/2016/5/11/chartex" xmlns:cx6="http://schemas.microsoft.com/office/drawing/2016/5/12/chartex" xmlns:cx7="http://schemas.microsoft.com/office/drawing/2016/5/13/chartex" xmlns:cx8="http://schemas.microsoft.com/office/drawing/2016/5/14/chartex" xmlns:mc="http://schemas.openxmlformats.org/markup-compatibility/2006" xmlns:m="http://schemas.openxmlformats.org/officeDocument/2006/math" xmlns:aink="http://schemas.microsoft.com/office/drawing/2016/ink" xmlns:am3d="http://schemas.microsoft.com/office/drawing/2017/model3d" xmlns:oel="http://schemas.microsoft.com/office/2019/extlst" xmlns:r="http://schemas.openxmlformats.org/officeDocument/2006/relationships" xmlns:wp14="http://schemas.microsoft.com/office/word/2010/wordprocessingDrawing" xmlns:wp="http://schemas.openxmlformats.org/drawingml/2006/wordprocessingDrawing" xmlns:wpg="http://schemas.microsoft.com/office/word/2010/wordprocessingGroup" xmlns:wpi="http://schemas.microsoft.com/office/word/2010/wordprocessingInk" xmlns:wps="http://schemas.microsoft.com/office/word/2010/wordprocessingShape" xmlns:o="urn:schemas-microsoft-com:office:office" xmlns:v="urn:schemas-microsoft-com:vml" xmlns:w10="urn:schemas-microsoft-com:office:word" xmlns:w="http://schemas.openxmlformats.org/wordprocessingml/2006/main" xmlns:w14="http://schemas.microsoft.com/office/word/2010/wordml" xmlns:w15="http://schemas.microsoft.com/office/word/2012/wordml" xmlns:w16cei="http://schemas.microsoft.com/office/word/2026/wordml/cei" xmlns:w16cex="http://schemas.microsoft.com/office/word/2018/wordml/cex" xmlns:w16cid="http://schemas.microsoft.com/office/word/2016/wordml/cid" xmlns:w16="http://schemas.microsoft.com/office/word/2018/wordml" xmlns:w16sdtdh="http://schemas.microsoft.com/office/word/2020/wordml/sdtdatahash" xmlns:w16sdtfl="http://schemas.microsoft.com/office/word/2024/wordml/sdtformatlock" xmlns:w16se="http://schemas.microsoft.com/office/word/2015/wordml/symex" xmlns:w16du="http://schemas.microsoft.com/office/word/2023/wordml/word16du" xmlns:wne="http://schemas.microsoft.com/office/word/2006/wordml" mc:Ignorable="w14 w15 w16se w16cid w16 w16cex w16sdtdh w16sdtfl w16du wp14">
   <w:body>
     <w:p>
       <w:pPr>
@@ -395,61 +395,10 @@
           <w:rFonts w:ascii="Times New Roman" w:hAnsi="Times New Roman" w:cs="Times New Roman"/>
           <w:sz w:val="24"/>
           <w:szCs w:val="24"/>
-        </w:rPr>
-        <w:t>Photograph by Henry Palmer</w:t>
-      </w:r>
-      <w:r>
-        <w:rPr>
-          <w:rFonts w:ascii="Times New Roman" w:hAnsi="Times New Roman" w:cs="Times New Roman"/>
-          <w:sz w:val="24"/>
-          <w:szCs w:val="24"/>
-        </w:rPr>
-        <w:t>, ca. 198</w:t>
-      </w:r>
-      <w:r>
-        <w:rPr>
-          <w:rFonts w:ascii="Times New Roman" w:hAnsi="Times New Roman" w:cs="Times New Roman"/>
-          <w:sz w:val="24"/>
-          <w:szCs w:val="24"/>
-        </w:rPr>
-        <w:t>4</w:t>
-      </w:r>
-      <w:r>
-        <w:rPr>
-          <w:rFonts w:ascii="Times New Roman" w:hAnsi="Times New Roman" w:cs="Times New Roman"/>
-          <w:sz w:val="24"/>
-          <w:szCs w:val="24"/>
-        </w:rPr>
-        <w:t xml:space="preserve">, creative commons </w:t>
-      </w:r>
-      <w:r>
-        <w:rPr>
-          <w:rFonts w:ascii="Times New Roman" w:hAnsi="Times New Roman" w:cs="Times New Roman"/>
-          <w:sz w:val="24"/>
-          <w:szCs w:val="24"/>
-        </w:rPr>
-        <w:t>license</w:t>
-      </w:r>
-      <w:r>
-        <w:rPr>
-          <w:rFonts w:ascii="Times New Roman" w:hAnsi="Times New Roman" w:cs="Times New Roman"/>
-          <w:sz w:val="24"/>
-          <w:szCs w:val="24"/>
-        </w:rPr>
-        <w:t xml:space="preserve">, </w:t>
-      </w:r>
-      <w:hyperlink r:id="rId7" w:history="1">
-        <w:r>
-          <w:rPr>
-            <w:rStyle w:val="Hyperlink"/>
-            <w:rFonts w:ascii="Times New Roman" w:hAnsi="Times New Roman" w:cs="Times New Roman"/>
-            <w:sz w:val="24"/>
-            <w:szCs w:val="24"/>
-            <w:u w:val="none"/>
-          </w:rPr>
-          <w:t>www.aportraitofcanada.ca/?p=1964</w:t>
-        </w:r>
-      </w:hyperlink>
+          <w:lang w:val="en-GB"/>
+        </w:rPr>
+        <w:t>Keenleyside, 1984, photographer Henry Palmer</w:t>
+      </w:r>
       <w:r>
         <w:rPr>
           <w:rFonts w:ascii="Times New Roman" w:hAnsi="Times New Roman" w:cs="Times New Roman"/>
@@ -976,18 +925,8 @@
           <w:sz w:val="24"/>
           <w:szCs w:val="24"/>
         </w:rPr>
-        <w:t xml:space="preserve">They married in </w:t>
-      </w:r>
-      <w:proofErr w:type="gramStart"/>
-      <w:r>
-        <w:rPr>
-          <w:rFonts w:ascii="Times New Roman" w:hAnsi="Times New Roman" w:cs="Times New Roman"/>
-          <w:sz w:val="24"/>
-          <w:szCs w:val="24"/>
-        </w:rPr>
-        <w:t>1924</w:t>
-      </w:r>
-      <w:proofErr w:type="gramEnd"/>
+        <w:t>They married in 1924</w:t>
+      </w:r>
       <w:r>
         <w:rPr>
           <w:rFonts w:ascii="Times New Roman" w:hAnsi="Times New Roman" w:cs="Times New Roman"/>
@@ -3262,25 +3201,7 @@
           <w:sz w:val="24"/>
           <w:szCs w:val="24"/>
         </w:rPr>
-        <w:t xml:space="preserve"> </w:t>
-      </w:r>
-      <w:proofErr w:type="spellStart"/>
-      <w:r>
-        <w:rPr>
-          <w:rFonts w:ascii="Times New Roman" w:hAnsi="Times New Roman" w:cs="Times New Roman"/>
-          <w:sz w:val="24"/>
-          <w:szCs w:val="24"/>
-        </w:rPr>
-        <w:t>Prebisch</w:t>
-      </w:r>
-      <w:proofErr w:type="spellEnd"/>
-      <w:r>
-        <w:rPr>
-          <w:rFonts w:ascii="Times New Roman" w:hAnsi="Times New Roman" w:cs="Times New Roman"/>
-          <w:sz w:val="24"/>
-          <w:szCs w:val="24"/>
-        </w:rPr>
-        <w:t xml:space="preserve"> would play a role in the TAA, but UN Secretary-General Trygve Lie decided to keep </w:t>
+        <w:t xml:space="preserve"> Prebisch would play a role in the TAA, but UN Secretary-General Trygve Lie decided to keep </w:t>
       </w:r>
       <w:proofErr w:type="spellStart"/>
       <w:r>
@@ -4386,7 +4307,25 @@
           <w:sz w:val="24"/>
           <w:szCs w:val="24"/>
         </w:rPr>
-        <w:t>emocratic thinkers, including a number of experts from the Commonwealth countries and Western Europe, who at times provided an al</w:t>
+        <w:t xml:space="preserve">emocratic thinkers, including </w:t>
+      </w:r>
+      <w:proofErr w:type="gramStart"/>
+      <w:r>
+        <w:rPr>
+          <w:rFonts w:ascii="Times New Roman" w:hAnsi="Times New Roman" w:cs="Times New Roman"/>
+          <w:sz w:val="24"/>
+          <w:szCs w:val="24"/>
+        </w:rPr>
+        <w:t>a number of</w:t>
+      </w:r>
+      <w:proofErr w:type="gramEnd"/>
+      <w:r>
+        <w:rPr>
+          <w:rFonts w:ascii="Times New Roman" w:hAnsi="Times New Roman" w:cs="Times New Roman"/>
+          <w:sz w:val="24"/>
+          <w:szCs w:val="24"/>
+        </w:rPr>
+        <w:t xml:space="preserve"> experts from the Commonwealth countries and Western Europe, who at times provided an al</w:t>
       </w:r>
       <w:r>
         <w:rPr>
@@ -5632,7 +5571,7 @@
         </w:rPr>
         <w:t xml:space="preserve">, file list at </w:t>
       </w:r>
-      <w:hyperlink r:id="rId8" w:history="1">
+      <w:hyperlink r:id="rId7" w:history="1">
         <w:r>
           <w:rPr>
             <w:rStyle w:val="Hyperlink"/>
@@ -5714,25 +5653,7 @@
           <w:sz w:val="24"/>
           <w:szCs w:val="24"/>
         </w:rPr>
-        <w:t xml:space="preserve">, New York; Hugh Keenleyside interview collection (Peter </w:t>
-      </w:r>
-      <w:proofErr w:type="spellStart"/>
-      <w:r>
-        <w:rPr>
-          <w:rFonts w:ascii="Times New Roman" w:hAnsi="Times New Roman" w:cs="Times New Roman"/>
-          <w:sz w:val="24"/>
-          <w:szCs w:val="24"/>
-        </w:rPr>
-        <w:t>Stursberg</w:t>
-      </w:r>
-      <w:proofErr w:type="spellEnd"/>
-      <w:r>
-        <w:rPr>
-          <w:rFonts w:ascii="Times New Roman" w:hAnsi="Times New Roman" w:cs="Times New Roman"/>
-          <w:sz w:val="24"/>
-          <w:szCs w:val="24"/>
-        </w:rPr>
-        <w:t xml:space="preserve"> collector)</w:t>
+        <w:t>, New York; Hugh Keenleyside interview collection (Peter Stursberg collector)</w:t>
       </w:r>
       <w:r>
         <w:rPr>
@@ -6239,25 +6160,7 @@
           <w:sz w:val="24"/>
           <w:szCs w:val="24"/>
         </w:rPr>
-        <w:t xml:space="preserve">‘Keenleyside, Hugh Llewellyn’ in C.E. </w:t>
-      </w:r>
-      <w:proofErr w:type="spellStart"/>
-      <w:r>
-        <w:rPr>
-          <w:rFonts w:ascii="Times New Roman" w:hAnsi="Times New Roman" w:cs="Times New Roman"/>
-          <w:sz w:val="24"/>
-          <w:szCs w:val="24"/>
-        </w:rPr>
-        <w:t>Burckel</w:t>
-      </w:r>
-      <w:proofErr w:type="spellEnd"/>
-      <w:r>
-        <w:rPr>
-          <w:rFonts w:ascii="Times New Roman" w:hAnsi="Times New Roman" w:cs="Times New Roman"/>
-          <w:sz w:val="24"/>
-          <w:szCs w:val="24"/>
-        </w:rPr>
-        <w:t xml:space="preserve"> (Ed.), </w:t>
+        <w:t xml:space="preserve">‘Keenleyside, Hugh Llewellyn’ in C.E. Burckel (Ed.), </w:t>
       </w:r>
       <w:r>
         <w:rPr>
@@ -6529,7 +6432,7 @@
         </w:rPr>
         <w:t xml:space="preserve">available at </w:t>
       </w:r>
-      <w:hyperlink r:id="rId9" w:history="1">
+      <w:hyperlink r:id="rId8" w:history="1">
         <w:r>
           <w:rPr>
             <w:rStyle w:val="Hyperlink"/>
@@ -6615,7 +6518,7 @@
         </w:rPr>
         <w:t xml:space="preserve">, 2004, available at </w:t>
       </w:r>
-      <w:hyperlink r:id="rId10" w:history="1">
+      <w:hyperlink r:id="rId9" w:history="1">
         <w:r>
           <w:rPr>
             <w:rStyle w:val="Hyperlink"/>
@@ -6686,25 +6589,7 @@
           <w:sz w:val="24"/>
           <w:szCs w:val="24"/>
         </w:rPr>
-        <w:t xml:space="preserve">E.J. </w:t>
-      </w:r>
-      <w:proofErr w:type="spellStart"/>
-      <w:r>
-        <w:rPr>
-          <w:rFonts w:ascii="Times New Roman" w:hAnsi="Times New Roman" w:cs="Times New Roman"/>
-          <w:sz w:val="24"/>
-          <w:szCs w:val="24"/>
-        </w:rPr>
-        <w:t>Dosman</w:t>
-      </w:r>
-      <w:proofErr w:type="spellEnd"/>
-      <w:r>
-        <w:rPr>
-          <w:rFonts w:ascii="Times New Roman" w:hAnsi="Times New Roman" w:cs="Times New Roman"/>
-          <w:sz w:val="24"/>
-          <w:szCs w:val="24"/>
-        </w:rPr>
-        <w:t xml:space="preserve">, </w:t>
+        <w:t xml:space="preserve">E.J. Dosman, </w:t>
       </w:r>
       <w:r>
         <w:rPr>
@@ -7104,15 +6989,7 @@
           <w:sz w:val="24"/>
           <w:szCs w:val="24"/>
         </w:rPr>
-        <w:t xml:space="preserve"> </w:t>
-      </w:r>
-      <w:r>
-        <w:rPr>
-          <w:rFonts w:ascii="Times New Roman" w:hAnsi="Times New Roman" w:cs="Times New Roman"/>
-          <w:sz w:val="24"/>
-          <w:szCs w:val="24"/>
-        </w:rPr>
-        <w:t>picture ca. 1984, not 1994</w:t>
+        <w:t xml:space="preserve"> picture ca. 1984, not 1994</w:t>
       </w:r>
     </w:p>
     <w:p>
@@ -7215,7 +7092,7 @@
         </w:rPr>
         <w:t xml:space="preserve">Eisenberg, </w:t>
       </w:r>
-      <w:hyperlink r:id="rId11" w:history="1">
+      <w:hyperlink r:id="rId10" w:history="1">
         <w:r>
           <w:rPr>
             <w:rStyle w:val="Hyperlink"/>
@@ -7237,9 +7114,9 @@
       </w:r>
     </w:p>
     <w:sectPr>
-      <w:headerReference w:type="even" r:id="rId12"/>
-      <w:headerReference w:type="default" r:id="rId13"/>
-      <w:footerReference w:type="default" r:id="rId14"/>
+      <w:headerReference w:type="even" r:id="rId11"/>
+      <w:headerReference w:type="default" r:id="rId12"/>
+      <w:footerReference w:type="default" r:id="rId13"/>
       <w:pgSz w:w="11901" w:h="16840"/>
       <w:pgMar w:top="1418" w:right="1418" w:bottom="1418" w:left="1418" w:header="709" w:footer="709" w:gutter="0"/>
       <w:cols w:space="720"/>
@@ -7250,7 +7127,7 @@
 </file>
 
 <file path=word/endnotes.xml><?xml version="1.0" encoding="utf-8"?>
-<w:endnotes xmlns:wpc="http://schemas.microsoft.com/office/word/2010/wordprocessingCanvas" xmlns:cx="http://schemas.microsoft.com/office/drawing/2014/chartex" xmlns:cx1="http://schemas.microsoft.com/office/drawing/2015/9/8/chartex" xmlns:cx2="http://schemas.microsoft.com/office/drawing/2015/10/21/chartex" xmlns:cx3="http://schemas.microsoft.com/office/drawing/2016/5/9/chartex" xmlns:cx4="http://schemas.microsoft.com/office/drawing/2016/5/10/chartex" xmlns:cx5="http://schemas.microsoft.com/office/drawing/2016/5/11/chartex" xmlns:cx6="http://schemas.microsoft.com/office/drawing/2016/5/12/chartex" xmlns:cx7="http://schemas.microsoft.com/office/drawing/2016/5/13/chartex" xmlns:cx8="http://schemas.microsoft.com/office/drawing/2016/5/14/chartex" xmlns:mc="http://schemas.openxmlformats.org/markup-compatibility/2006" xmlns:aink="http://schemas.microsoft.com/office/drawing/2016/ink" xmlns:am3d="http://schemas.microsoft.com/office/drawing/2017/model3d" xmlns:o="urn:schemas-microsoft-com:office:office" xmlns:oel="http://schemas.microsoft.com/office/2019/extlst" xmlns:r="http://schemas.openxmlformats.org/officeDocument/2006/relationships" xmlns:m="http://schemas.openxmlformats.org/officeDocument/2006/math" xmlns:v="urn:schemas-microsoft-com:vml" xmlns:wp14="http://schemas.microsoft.com/office/word/2010/wordprocessingDrawing" xmlns:wp="http://schemas.openxmlformats.org/drawingml/2006/wordprocessingDrawing" xmlns:w10="urn:schemas-microsoft-com:office:word" xmlns:w="http://schemas.openxmlformats.org/wordprocessingml/2006/main" xmlns:w14="http://schemas.microsoft.com/office/word/2010/wordml" xmlns:w15="http://schemas.microsoft.com/office/word/2012/wordml" xmlns:w16cex="http://schemas.microsoft.com/office/word/2018/wordml/cex" xmlns:w16cid="http://schemas.microsoft.com/office/word/2016/wordml/cid" xmlns:w16="http://schemas.microsoft.com/office/word/2018/wordml" xmlns:w16du="http://schemas.microsoft.com/office/word/2023/wordml/word16du" xmlns:w16sdtdh="http://schemas.microsoft.com/office/word/2020/wordml/sdtdatahash" xmlns:w16sdtfl="http://schemas.microsoft.com/office/word/2024/wordml/sdtformatlock" xmlns:w16se="http://schemas.microsoft.com/office/word/2015/wordml/symex" xmlns:wpg="http://schemas.microsoft.com/office/word/2010/wordprocessingGroup" xmlns:wpi="http://schemas.microsoft.com/office/word/2010/wordprocessingInk" xmlns:wne="http://schemas.microsoft.com/office/word/2006/wordml" xmlns:wps="http://schemas.microsoft.com/office/word/2010/wordprocessingShape" mc:Ignorable="w14 w15 w16se w16cid w16 w16cex w16sdtdh w16sdtfl w16du wp14">
+<w:endnotes xmlns:wpc="http://schemas.microsoft.com/office/word/2010/wordprocessingCanvas" xmlns:cx="http://schemas.microsoft.com/office/drawing/2014/chartex" xmlns:cx1="http://schemas.microsoft.com/office/drawing/2015/9/8/chartex" xmlns:cx2="http://schemas.microsoft.com/office/drawing/2015/10/21/chartex" xmlns:cx3="http://schemas.microsoft.com/office/drawing/2016/5/9/chartex" xmlns:cx4="http://schemas.microsoft.com/office/drawing/2016/5/10/chartex" xmlns:cx5="http://schemas.microsoft.com/office/drawing/2016/5/11/chartex" xmlns:cx6="http://schemas.microsoft.com/office/drawing/2016/5/12/chartex" xmlns:cx7="http://schemas.microsoft.com/office/drawing/2016/5/13/chartex" xmlns:cx8="http://schemas.microsoft.com/office/drawing/2016/5/14/chartex" xmlns:mc="http://schemas.openxmlformats.org/markup-compatibility/2006" xmlns:m="http://schemas.openxmlformats.org/officeDocument/2006/math" xmlns:aink="http://schemas.microsoft.com/office/drawing/2016/ink" xmlns:am3d="http://schemas.microsoft.com/office/drawing/2017/model3d" xmlns:oel="http://schemas.microsoft.com/office/2019/extlst" xmlns:r="http://schemas.openxmlformats.org/officeDocument/2006/relationships" xmlns:wp14="http://schemas.microsoft.com/office/word/2010/wordprocessingDrawing" xmlns:wp="http://schemas.openxmlformats.org/drawingml/2006/wordprocessingDrawing" xmlns:wpg="http://schemas.microsoft.com/office/word/2010/wordprocessingGroup" xmlns:wpi="http://schemas.microsoft.com/office/word/2010/wordprocessingInk" xmlns:wps="http://schemas.microsoft.com/office/word/2010/wordprocessingShape" xmlns:o="urn:schemas-microsoft-com:office:office" xmlns:v="urn:schemas-microsoft-com:vml" xmlns:w10="urn:schemas-microsoft-com:office:word" xmlns:w="http://schemas.openxmlformats.org/wordprocessingml/2006/main" xmlns:w14="http://schemas.microsoft.com/office/word/2010/wordml" xmlns:w15="http://schemas.microsoft.com/office/word/2012/wordml" xmlns:w16cei="http://schemas.microsoft.com/office/word/2026/wordml/cei" xmlns:w16cex="http://schemas.microsoft.com/office/word/2018/wordml/cex" xmlns:w16cid="http://schemas.microsoft.com/office/word/2016/wordml/cid" xmlns:w16="http://schemas.microsoft.com/office/word/2018/wordml" xmlns:w16sdtdh="http://schemas.microsoft.com/office/word/2020/wordml/sdtdatahash" xmlns:w16sdtfl="http://schemas.microsoft.com/office/word/2024/wordml/sdtformatlock" xmlns:w16se="http://schemas.microsoft.com/office/word/2015/wordml/symex" xmlns:w16du="http://schemas.microsoft.com/office/word/2023/wordml/word16du" xmlns:wne="http://schemas.microsoft.com/office/word/2006/wordml" mc:Ignorable="w14 w15 w16se w16cid w16 w16cex w16sdtdh w16sdtfl w16du wp14">
   <w:endnote w:type="separator" w:id="-1">
     <w:p>
       <w:pPr>
@@ -7275,7 +7152,7 @@
 </file>
 
 <file path=word/footer1.xml><?xml version="1.0" encoding="utf-8"?>
-<w:ftr xmlns:wpc="http://schemas.microsoft.com/office/word/2010/wordprocessingCanvas" xmlns:cx="http://schemas.microsoft.com/office/drawing/2014/chartex" xmlns:cx1="http://schemas.microsoft.com/office/drawing/2015/9/8/chartex" xmlns:cx2="http://schemas.microsoft.com/office/drawing/2015/10/21/chartex" xmlns:cx3="http://schemas.microsoft.com/office/drawing/2016/5/9/chartex" xmlns:cx4="http://schemas.microsoft.com/office/drawing/2016/5/10/chartex" xmlns:cx5="http://schemas.microsoft.com/office/drawing/2016/5/11/chartex" xmlns:cx6="http://schemas.microsoft.com/office/drawing/2016/5/12/chartex" xmlns:cx7="http://schemas.microsoft.com/office/drawing/2016/5/13/chartex" xmlns:cx8="http://schemas.microsoft.com/office/drawing/2016/5/14/chartex" xmlns:mc="http://schemas.openxmlformats.org/markup-compatibility/2006" xmlns:aink="http://schemas.microsoft.com/office/drawing/2016/ink" xmlns:am3d="http://schemas.microsoft.com/office/drawing/2017/model3d" xmlns:o="urn:schemas-microsoft-com:office:office" xmlns:oel="http://schemas.microsoft.com/office/2019/extlst" xmlns:r="http://schemas.openxmlformats.org/officeDocument/2006/relationships" xmlns:m="http://schemas.openxmlformats.org/officeDocument/2006/math" xmlns:v="urn:schemas-microsoft-com:vml" xmlns:wp14="http://schemas.microsoft.com/office/word/2010/wordprocessingDrawing" xmlns:wp="http://schemas.openxmlformats.org/drawingml/2006/wordprocessingDrawing" xmlns:w10="urn:schemas-microsoft-com:office:word" xmlns:w="http://schemas.openxmlformats.org/wordprocessingml/2006/main" xmlns:w14="http://schemas.microsoft.com/office/word/2010/wordml" xmlns:w15="http://schemas.microsoft.com/office/word/2012/wordml" xmlns:w16cex="http://schemas.microsoft.com/office/word/2018/wordml/cex" xmlns:w16cid="http://schemas.microsoft.com/office/word/2016/wordml/cid" xmlns:w16="http://schemas.microsoft.com/office/word/2018/wordml" xmlns:w16du="http://schemas.microsoft.com/office/word/2023/wordml/word16du" xmlns:w16sdtdh="http://schemas.microsoft.com/office/word/2020/wordml/sdtdatahash" xmlns:w16sdtfl="http://schemas.microsoft.com/office/word/2024/wordml/sdtformatlock" xmlns:w16se="http://schemas.microsoft.com/office/word/2015/wordml/symex" xmlns:wpg="http://schemas.microsoft.com/office/word/2010/wordprocessingGroup" xmlns:wpi="http://schemas.microsoft.com/office/word/2010/wordprocessingInk" xmlns:wne="http://schemas.microsoft.com/office/word/2006/wordml" xmlns:wps="http://schemas.microsoft.com/office/word/2010/wordprocessingShape" mc:Ignorable="w14 w15 w16se w16cid w16 w16cex w16sdtdh w16sdtfl w16du wp14">
+<w:ftr xmlns:wpc="http://schemas.microsoft.com/office/word/2010/wordprocessingCanvas" xmlns:cx="http://schemas.microsoft.com/office/drawing/2014/chartex" xmlns:cx1="http://schemas.microsoft.com/office/drawing/2015/9/8/chartex" xmlns:cx2="http://schemas.microsoft.com/office/drawing/2015/10/21/chartex" xmlns:cx3="http://schemas.microsoft.com/office/drawing/2016/5/9/chartex" xmlns:cx4="http://schemas.microsoft.com/office/drawing/2016/5/10/chartex" xmlns:cx5="http://schemas.microsoft.com/office/drawing/2016/5/11/chartex" xmlns:cx6="http://schemas.microsoft.com/office/drawing/2016/5/12/chartex" xmlns:cx7="http://schemas.microsoft.com/office/drawing/2016/5/13/chartex" xmlns:cx8="http://schemas.microsoft.com/office/drawing/2016/5/14/chartex" xmlns:mc="http://schemas.openxmlformats.org/markup-compatibility/2006" xmlns:m="http://schemas.openxmlformats.org/officeDocument/2006/math" xmlns:aink="http://schemas.microsoft.com/office/drawing/2016/ink" xmlns:am3d="http://schemas.microsoft.com/office/drawing/2017/model3d" xmlns:oel="http://schemas.microsoft.com/office/2019/extlst" xmlns:r="http://schemas.openxmlformats.org/officeDocument/2006/relationships" xmlns:wp14="http://schemas.microsoft.com/office/word/2010/wordprocessingDrawing" xmlns:wp="http://schemas.openxmlformats.org/drawingml/2006/wordprocessingDrawing" xmlns:wpg="http://schemas.microsoft.com/office/word/2010/wordprocessingGroup" xmlns:wpi="http://schemas.microsoft.com/office/word/2010/wordprocessingInk" xmlns:wps="http://schemas.microsoft.com/office/word/2010/wordprocessingShape" xmlns:o="urn:schemas-microsoft-com:office:office" xmlns:v="urn:schemas-microsoft-com:vml" xmlns:w10="urn:schemas-microsoft-com:office:word" xmlns:w="http://schemas.openxmlformats.org/wordprocessingml/2006/main" xmlns:w14="http://schemas.microsoft.com/office/word/2010/wordml" xmlns:w15="http://schemas.microsoft.com/office/word/2012/wordml" xmlns:w16cei="http://schemas.microsoft.com/office/word/2026/wordml/cei" xmlns:w16cex="http://schemas.microsoft.com/office/word/2018/wordml/cex" xmlns:w16cid="http://schemas.microsoft.com/office/word/2016/wordml/cid" xmlns:w16="http://schemas.microsoft.com/office/word/2018/wordml" xmlns:w16sdtdh="http://schemas.microsoft.com/office/word/2020/wordml/sdtdatahash" xmlns:w16sdtfl="http://schemas.microsoft.com/office/word/2024/wordml/sdtformatlock" xmlns:w16se="http://schemas.microsoft.com/office/word/2015/wordml/symex" xmlns:w16du="http://schemas.microsoft.com/office/word/2023/wordml/word16du" xmlns:wne="http://schemas.microsoft.com/office/word/2006/wordml" mc:Ignorable="w14 w15 w16se w16cid w16 w16cex w16sdtdh w16sdtfl w16du wp14">
   <w:p>
     <w:pPr>
       <w:pStyle w:val="Voettekst"/>
@@ -7327,7 +7204,7 @@
 </file>
 
 <file path=word/footnotes.xml><?xml version="1.0" encoding="utf-8"?>
-<w:footnotes xmlns:wpc="http://schemas.microsoft.com/office/word/2010/wordprocessingCanvas" xmlns:cx="http://schemas.microsoft.com/office/drawing/2014/chartex" xmlns:cx1="http://schemas.microsoft.com/office/drawing/2015/9/8/chartex" xmlns:cx2="http://schemas.microsoft.com/office/drawing/2015/10/21/chartex" xmlns:cx3="http://schemas.microsoft.com/office/drawing/2016/5/9/chartex" xmlns:cx4="http://schemas.microsoft.com/office/drawing/2016/5/10/chartex" xmlns:cx5="http://schemas.microsoft.com/office/drawing/2016/5/11/chartex" xmlns:cx6="http://schemas.microsoft.com/office/drawing/2016/5/12/chartex" xmlns:cx7="http://schemas.microsoft.com/office/drawing/2016/5/13/chartex" xmlns:cx8="http://schemas.microsoft.com/office/drawing/2016/5/14/chartex" xmlns:mc="http://schemas.openxmlformats.org/markup-compatibility/2006" xmlns:aink="http://schemas.microsoft.com/office/drawing/2016/ink" xmlns:am3d="http://schemas.microsoft.com/office/drawing/2017/model3d" xmlns:o="urn:schemas-microsoft-com:office:office" xmlns:oel="http://schemas.microsoft.com/office/2019/extlst" xmlns:r="http://schemas.openxmlformats.org/officeDocument/2006/relationships" xmlns:m="http://schemas.openxmlformats.org/officeDocument/2006/math" xmlns:v="urn:schemas-microsoft-com:vml" xmlns:wp14="http://schemas.microsoft.com/office/word/2010/wordprocessingDrawing" xmlns:wp="http://schemas.openxmlformats.org/drawingml/2006/wordprocessingDrawing" xmlns:w10="urn:schemas-microsoft-com:office:word" xmlns:w="http://schemas.openxmlformats.org/wordprocessingml/2006/main" xmlns:w14="http://schemas.microsoft.com/office/word/2010/wordml" xmlns:w15="http://schemas.microsoft.com/office/word/2012/wordml" xmlns:w16cex="http://schemas.microsoft.com/office/word/2018/wordml/cex" xmlns:w16cid="http://schemas.microsoft.com/office/word/2016/wordml/cid" xmlns:w16="http://schemas.microsoft.com/office/word/2018/wordml" xmlns:w16du="http://schemas.microsoft.com/office/word/2023/wordml/word16du" xmlns:w16sdtdh="http://schemas.microsoft.com/office/word/2020/wordml/sdtdatahash" xmlns:w16sdtfl="http://schemas.microsoft.com/office/word/2024/wordml/sdtformatlock" xmlns:w16se="http://schemas.microsoft.com/office/word/2015/wordml/symex" xmlns:wpg="http://schemas.microsoft.com/office/word/2010/wordprocessingGroup" xmlns:wpi="http://schemas.microsoft.com/office/word/2010/wordprocessingInk" xmlns:wne="http://schemas.microsoft.com/office/word/2006/wordml" xmlns:wps="http://schemas.microsoft.com/office/word/2010/wordprocessingShape" mc:Ignorable="w14 w15 w16se w16cid w16 w16cex w16sdtdh w16sdtfl w16du wp14">
+<w:footnotes xmlns:wpc="http://schemas.microsoft.com/office/word/2010/wordprocessingCanvas" xmlns:cx="http://schemas.microsoft.com/office/drawing/2014/chartex" xmlns:cx1="http://schemas.microsoft.com/office/drawing/2015/9/8/chartex" xmlns:cx2="http://schemas.microsoft.com/office/drawing/2015/10/21/chartex" xmlns:cx3="http://schemas.microsoft.com/office/drawing/2016/5/9/chartex" xmlns:cx4="http://schemas.microsoft.com/office/drawing/2016/5/10/chartex" xmlns:cx5="http://schemas.microsoft.com/office/drawing/2016/5/11/chartex" xmlns:cx6="http://schemas.microsoft.com/office/drawing/2016/5/12/chartex" xmlns:cx7="http://schemas.microsoft.com/office/drawing/2016/5/13/chartex" xmlns:cx8="http://schemas.microsoft.com/office/drawing/2016/5/14/chartex" xmlns:mc="http://schemas.openxmlformats.org/markup-compatibility/2006" xmlns:m="http://schemas.openxmlformats.org/officeDocument/2006/math" xmlns:aink="http://schemas.microsoft.com/office/drawing/2016/ink" xmlns:am3d="http://schemas.microsoft.com/office/drawing/2017/model3d" xmlns:oel="http://schemas.microsoft.com/office/2019/extlst" xmlns:r="http://schemas.openxmlformats.org/officeDocument/2006/relationships" xmlns:wp14="http://schemas.microsoft.com/office/word/2010/wordprocessingDrawing" xmlns:wp="http://schemas.openxmlformats.org/drawingml/2006/wordprocessingDrawing" xmlns:wpg="http://schemas.microsoft.com/office/word/2010/wordprocessingGroup" xmlns:wpi="http://schemas.microsoft.com/office/word/2010/wordprocessingInk" xmlns:wps="http://schemas.microsoft.com/office/word/2010/wordprocessingShape" xmlns:o="urn:schemas-microsoft-com:office:office" xmlns:v="urn:schemas-microsoft-com:vml" xmlns:w10="urn:schemas-microsoft-com:office:word" xmlns:w="http://schemas.openxmlformats.org/wordprocessingml/2006/main" xmlns:w14="http://schemas.microsoft.com/office/word/2010/wordml" xmlns:w15="http://schemas.microsoft.com/office/word/2012/wordml" xmlns:w16cei="http://schemas.microsoft.com/office/word/2026/wordml/cei" xmlns:w16cex="http://schemas.microsoft.com/office/word/2018/wordml/cex" xmlns:w16cid="http://schemas.microsoft.com/office/word/2016/wordml/cid" xmlns:w16="http://schemas.microsoft.com/office/word/2018/wordml" xmlns:w16sdtdh="http://schemas.microsoft.com/office/word/2020/wordml/sdtdatahash" xmlns:w16sdtfl="http://schemas.microsoft.com/office/word/2024/wordml/sdtformatlock" xmlns:w16se="http://schemas.microsoft.com/office/word/2015/wordml/symex" xmlns:w16du="http://schemas.microsoft.com/office/word/2023/wordml/word16du" xmlns:wne="http://schemas.microsoft.com/office/word/2006/wordml" mc:Ignorable="w14 w15 w16se w16cid w16 w16cex w16sdtdh w16sdtfl w16du wp14">
   <w:footnote w:type="separator" w:id="-1">
     <w:p>
       <w:pPr>
@@ -7352,7 +7229,7 @@
 </file>
 
 <file path=word/header1.xml><?xml version="1.0" encoding="utf-8"?>
-<w:hdr xmlns:wpc="http://schemas.microsoft.com/office/word/2010/wordprocessingCanvas" xmlns:cx="http://schemas.microsoft.com/office/drawing/2014/chartex" xmlns:cx1="http://schemas.microsoft.com/office/drawing/2015/9/8/chartex" xmlns:cx2="http://schemas.microsoft.com/office/drawing/2015/10/21/chartex" xmlns:cx3="http://schemas.microsoft.com/office/drawing/2016/5/9/chartex" xmlns:cx4="http://schemas.microsoft.com/office/drawing/2016/5/10/chartex" xmlns:cx5="http://schemas.microsoft.com/office/drawing/2016/5/11/chartex" xmlns:cx6="http://schemas.microsoft.com/office/drawing/2016/5/12/chartex" xmlns:cx7="http://schemas.microsoft.com/office/drawing/2016/5/13/chartex" xmlns:cx8="http://schemas.microsoft.com/office/drawing/2016/5/14/chartex" xmlns:mc="http://schemas.openxmlformats.org/markup-compatibility/2006" xmlns:aink="http://schemas.microsoft.com/office/drawing/2016/ink" xmlns:am3d="http://schemas.microsoft.com/office/drawing/2017/model3d" xmlns:o="urn:schemas-microsoft-com:office:office" xmlns:oel="http://schemas.microsoft.com/office/2019/extlst" xmlns:r="http://schemas.openxmlformats.org/officeDocument/2006/relationships" xmlns:m="http://schemas.openxmlformats.org/officeDocument/2006/math" xmlns:v="urn:schemas-microsoft-com:vml" xmlns:wp14="http://schemas.microsoft.com/office/word/2010/wordprocessingDrawing" xmlns:wp="http://schemas.openxmlformats.org/drawingml/2006/wordprocessingDrawing" xmlns:w10="urn:schemas-microsoft-com:office:word" xmlns:w="http://schemas.openxmlformats.org/wordprocessingml/2006/main" xmlns:w14="http://schemas.microsoft.com/office/word/2010/wordml" xmlns:w15="http://schemas.microsoft.com/office/word/2012/wordml" xmlns:w16cex="http://schemas.microsoft.com/office/word/2018/wordml/cex" xmlns:w16cid="http://schemas.microsoft.com/office/word/2016/wordml/cid" xmlns:w16="http://schemas.microsoft.com/office/word/2018/wordml" xmlns:w16du="http://schemas.microsoft.com/office/word/2023/wordml/word16du" xmlns:w16sdtdh="http://schemas.microsoft.com/office/word/2020/wordml/sdtdatahash" xmlns:w16sdtfl="http://schemas.microsoft.com/office/word/2024/wordml/sdtformatlock" xmlns:w16se="http://schemas.microsoft.com/office/word/2015/wordml/symex" xmlns:wpg="http://schemas.microsoft.com/office/word/2010/wordprocessingGroup" xmlns:wpi="http://schemas.microsoft.com/office/word/2010/wordprocessingInk" xmlns:wne="http://schemas.microsoft.com/office/word/2006/wordml" xmlns:wps="http://schemas.microsoft.com/office/word/2010/wordprocessingShape" mc:Ignorable="w14 w15 w16se w16cid w16 w16cex w16sdtdh w16sdtfl w16du wp14">
+<w:hdr xmlns:wpc="http://schemas.microsoft.com/office/word/2010/wordprocessingCanvas" xmlns:cx="http://schemas.microsoft.com/office/drawing/2014/chartex" xmlns:cx1="http://schemas.microsoft.com/office/drawing/2015/9/8/chartex" xmlns:cx2="http://schemas.microsoft.com/office/drawing/2015/10/21/chartex" xmlns:cx3="http://schemas.microsoft.com/office/drawing/2016/5/9/chartex" xmlns:cx4="http://schemas.microsoft.com/office/drawing/2016/5/10/chartex" xmlns:cx5="http://schemas.microsoft.com/office/drawing/2016/5/11/chartex" xmlns:cx6="http://schemas.microsoft.com/office/drawing/2016/5/12/chartex" xmlns:cx7="http://schemas.microsoft.com/office/drawing/2016/5/13/chartex" xmlns:cx8="http://schemas.microsoft.com/office/drawing/2016/5/14/chartex" xmlns:mc="http://schemas.openxmlformats.org/markup-compatibility/2006" xmlns:m="http://schemas.openxmlformats.org/officeDocument/2006/math" xmlns:aink="http://schemas.microsoft.com/office/drawing/2016/ink" xmlns:am3d="http://schemas.microsoft.com/office/drawing/2017/model3d" xmlns:oel="http://schemas.microsoft.com/office/2019/extlst" xmlns:r="http://schemas.openxmlformats.org/officeDocument/2006/relationships" xmlns:wp14="http://schemas.microsoft.com/office/word/2010/wordprocessingDrawing" xmlns:wp="http://schemas.openxmlformats.org/drawingml/2006/wordprocessingDrawing" xmlns:wpg="http://schemas.microsoft.com/office/word/2010/wordprocessingGroup" xmlns:wpi="http://schemas.microsoft.com/office/word/2010/wordprocessingInk" xmlns:wps="http://schemas.microsoft.com/office/word/2010/wordprocessingShape" xmlns:o="urn:schemas-microsoft-com:office:office" xmlns:v="urn:schemas-microsoft-com:vml" xmlns:w10="urn:schemas-microsoft-com:office:word" xmlns:w="http://schemas.openxmlformats.org/wordprocessingml/2006/main" xmlns:w14="http://schemas.microsoft.com/office/word/2010/wordml" xmlns:w15="http://schemas.microsoft.com/office/word/2012/wordml" xmlns:w16cei="http://schemas.microsoft.com/office/word/2026/wordml/cei" xmlns:w16cex="http://schemas.microsoft.com/office/word/2018/wordml/cex" xmlns:w16cid="http://schemas.microsoft.com/office/word/2016/wordml/cid" xmlns:w16="http://schemas.microsoft.com/office/word/2018/wordml" xmlns:w16sdtdh="http://schemas.microsoft.com/office/word/2020/wordml/sdtdatahash" xmlns:w16sdtfl="http://schemas.microsoft.com/office/word/2024/wordml/sdtformatlock" xmlns:w16se="http://schemas.microsoft.com/office/word/2015/wordml/symex" xmlns:w16du="http://schemas.microsoft.com/office/word/2023/wordml/word16du" xmlns:wne="http://schemas.microsoft.com/office/word/2006/wordml" mc:Ignorable="w14 w15 w16se w16cid w16 w16cex w16sdtdh w16sdtfl w16du wp14">
   <w:p>
     <w:pPr>
       <w:pStyle w:val="Koptekst"/>
@@ -7389,7 +7266,7 @@
 </file>
 
 <file path=word/header2.xml><?xml version="1.0" encoding="utf-8"?>
-<w:hdr xmlns:wpc="http://schemas.microsoft.com/office/word/2010/wordprocessingCanvas" xmlns:cx="http://schemas.microsoft.com/office/drawing/2014/chartex" xmlns:cx1="http://schemas.microsoft.com/office/drawing/2015/9/8/chartex" xmlns:cx2="http://schemas.microsoft.com/office/drawing/2015/10/21/chartex" xmlns:cx3="http://schemas.microsoft.com/office/drawing/2016/5/9/chartex" xmlns:cx4="http://schemas.microsoft.com/office/drawing/2016/5/10/chartex" xmlns:cx5="http://schemas.microsoft.com/office/drawing/2016/5/11/chartex" xmlns:cx6="http://schemas.microsoft.com/office/drawing/2016/5/12/chartex" xmlns:cx7="http://schemas.microsoft.com/office/drawing/2016/5/13/chartex" xmlns:cx8="http://schemas.microsoft.com/office/drawing/2016/5/14/chartex" xmlns:mc="http://schemas.openxmlformats.org/markup-compatibility/2006" xmlns:aink="http://schemas.microsoft.com/office/drawing/2016/ink" xmlns:am3d="http://schemas.microsoft.com/office/drawing/2017/model3d" xmlns:o="urn:schemas-microsoft-com:office:office" xmlns:oel="http://schemas.microsoft.com/office/2019/extlst" xmlns:r="http://schemas.openxmlformats.org/officeDocument/2006/relationships" xmlns:m="http://schemas.openxmlformats.org/officeDocument/2006/math" xmlns:v="urn:schemas-microsoft-com:vml" xmlns:wp14="http://schemas.microsoft.com/office/word/2010/wordprocessingDrawing" xmlns:wp="http://schemas.openxmlformats.org/drawingml/2006/wordprocessingDrawing" xmlns:w10="urn:schemas-microsoft-com:office:word" xmlns:w="http://schemas.openxmlformats.org/wordprocessingml/2006/main" xmlns:w14="http://schemas.microsoft.com/office/word/2010/wordml" xmlns:w15="http://schemas.microsoft.com/office/word/2012/wordml" xmlns:w16cex="http://schemas.microsoft.com/office/word/2018/wordml/cex" xmlns:w16cid="http://schemas.microsoft.com/office/word/2016/wordml/cid" xmlns:w16="http://schemas.microsoft.com/office/word/2018/wordml" xmlns:w16du="http://schemas.microsoft.com/office/word/2023/wordml/word16du" xmlns:w16sdtdh="http://schemas.microsoft.com/office/word/2020/wordml/sdtdatahash" xmlns:w16sdtfl="http://schemas.microsoft.com/office/word/2024/wordml/sdtformatlock" xmlns:w16se="http://schemas.microsoft.com/office/word/2015/wordml/symex" xmlns:wpg="http://schemas.microsoft.com/office/word/2010/wordprocessingGroup" xmlns:wpi="http://schemas.microsoft.com/office/word/2010/wordprocessingInk" xmlns:wne="http://schemas.microsoft.com/office/word/2006/wordml" xmlns:wps="http://schemas.microsoft.com/office/word/2010/wordprocessingShape" mc:Ignorable="w14 w15 w16se w16cid w16 w16cex w16sdtdh w16sdtfl w16du wp14">
+<w:hdr xmlns:wpc="http://schemas.microsoft.com/office/word/2010/wordprocessingCanvas" xmlns:cx="http://schemas.microsoft.com/office/drawing/2014/chartex" xmlns:cx1="http://schemas.microsoft.com/office/drawing/2015/9/8/chartex" xmlns:cx2="http://schemas.microsoft.com/office/drawing/2015/10/21/chartex" xmlns:cx3="http://schemas.microsoft.com/office/drawing/2016/5/9/chartex" xmlns:cx4="http://schemas.microsoft.com/office/drawing/2016/5/10/chartex" xmlns:cx5="http://schemas.microsoft.com/office/drawing/2016/5/11/chartex" xmlns:cx6="http://schemas.microsoft.com/office/drawing/2016/5/12/chartex" xmlns:cx7="http://schemas.microsoft.com/office/drawing/2016/5/13/chartex" xmlns:cx8="http://schemas.microsoft.com/office/drawing/2016/5/14/chartex" xmlns:mc="http://schemas.openxmlformats.org/markup-compatibility/2006" xmlns:m="http://schemas.openxmlformats.org/officeDocument/2006/math" xmlns:aink="http://schemas.microsoft.com/office/drawing/2016/ink" xmlns:am3d="http://schemas.microsoft.com/office/drawing/2017/model3d" xmlns:oel="http://schemas.microsoft.com/office/2019/extlst" xmlns:r="http://schemas.openxmlformats.org/officeDocument/2006/relationships" xmlns:wp14="http://schemas.microsoft.com/office/word/2010/wordprocessingDrawing" xmlns:wp="http://schemas.openxmlformats.org/drawingml/2006/wordprocessingDrawing" xmlns:wpg="http://schemas.microsoft.com/office/word/2010/wordprocessingGroup" xmlns:wpi="http://schemas.microsoft.com/office/word/2010/wordprocessingInk" xmlns:wps="http://schemas.microsoft.com/office/word/2010/wordprocessingShape" xmlns:o="urn:schemas-microsoft-com:office:office" xmlns:v="urn:schemas-microsoft-com:vml" xmlns:w10="urn:schemas-microsoft-com:office:word" xmlns:w="http://schemas.openxmlformats.org/wordprocessingml/2006/main" xmlns:w14="http://schemas.microsoft.com/office/word/2010/wordml" xmlns:w15="http://schemas.microsoft.com/office/word/2012/wordml" xmlns:w16cei="http://schemas.microsoft.com/office/word/2026/wordml/cei" xmlns:w16cex="http://schemas.microsoft.com/office/word/2018/wordml/cex" xmlns:w16cid="http://schemas.microsoft.com/office/word/2016/wordml/cid" xmlns:w16="http://schemas.microsoft.com/office/word/2018/wordml" xmlns:w16sdtdh="http://schemas.microsoft.com/office/word/2020/wordml/sdtdatahash" xmlns:w16sdtfl="http://schemas.microsoft.com/office/word/2024/wordml/sdtformatlock" xmlns:w16se="http://schemas.microsoft.com/office/word/2015/wordml/symex" xmlns:w16du="http://schemas.microsoft.com/office/word/2023/wordml/word16du" xmlns:wne="http://schemas.microsoft.com/office/word/2006/wordml" mc:Ignorable="w14 w15 w16se w16cid w16 w16cex w16sdtdh w16sdtfl w16du wp14">
   <w:p>
     <w:pPr>
       <w:pStyle w:val="Koptekst"/>
@@ -7449,7 +7326,7 @@
 </file>
 
 <file path=word/styles.xml><?xml version="1.0" encoding="utf-8"?>
-<w:styles xmlns:mc="http://schemas.openxmlformats.org/markup-compatibility/2006" xmlns:r="http://schemas.openxmlformats.org/officeDocument/2006/relationships" xmlns:w="http://schemas.openxmlformats.org/wordprocessingml/2006/main" xmlns:w14="http://schemas.microsoft.com/office/word/2010/wordml" xmlns:w15="http://schemas.microsoft.com/office/word/2012/wordml" xmlns:w16cex="http://schemas.microsoft.com/office/word/2018/wordml/cex" xmlns:w16cid="http://schemas.microsoft.com/office/word/2016/wordml/cid" xmlns:w16="http://schemas.microsoft.com/office/word/2018/wordml" xmlns:w16du="http://schemas.microsoft.com/office/word/2023/wordml/word16du" xmlns:w16sdtdh="http://schemas.microsoft.com/office/word/2020/wordml/sdtdatahash" xmlns:w16sdtfl="http://schemas.microsoft.com/office/word/2024/wordml/sdtformatlock" xmlns:w16se="http://schemas.microsoft.com/office/word/2015/wordml/symex" mc:Ignorable="w14 w15 w16se w16cid w16 w16cex w16sdtdh w16sdtfl w16du">
+<w:styles xmlns:mc="http://schemas.openxmlformats.org/markup-compatibility/2006" xmlns:r="http://schemas.openxmlformats.org/officeDocument/2006/relationships" xmlns:w="http://schemas.openxmlformats.org/wordprocessingml/2006/main" xmlns:w14="http://schemas.microsoft.com/office/word/2010/wordml" xmlns:w15="http://schemas.microsoft.com/office/word/2012/wordml" xmlns:w16cex="http://schemas.microsoft.com/office/word/2018/wordml/cex" xmlns:w16cid="http://schemas.microsoft.com/office/word/2016/wordml/cid" xmlns:w16="http://schemas.microsoft.com/office/word/2018/wordml" xmlns:w16sdtdh="http://schemas.microsoft.com/office/word/2020/wordml/sdtdatahash" xmlns:w16sdtfl="http://schemas.microsoft.com/office/word/2024/wordml/sdtformatlock" xmlns:w16se="http://schemas.microsoft.com/office/word/2015/wordml/symex" xmlns:w16du="http://schemas.microsoft.com/office/word/2023/wordml/word16du" mc:Ignorable="w14 w15 w16se w16cid w16 w16cex w16sdtdh w16sdtfl w16du">
   <w:docDefaults>
     <w:rPrDefault>
       <w:rPr>
